--- a/test/fixtures/empty.docx
+++ b/test/fixtures/empty.docx
@@ -5,4 +5,15 @@
     <w:p/>
   </w:body>
 </w:document>
+</file>
+
+<file path=word/styles.xml><?xml version="1.0" encoding="utf-8"?>
+<w:styles xmlns:w="http://schemas.openxmlformats.org/wordprocessingml/2006/main">
+  <w:style w:type="paragraph" w:styleId="Title">
+    <w:name w:val="Title"/>
+  </w:style>
+  <w:style w:type="paragraph" w:styleId="Heading1">
+    <w:name w:val="heading 1"/>
+  </w:style>
+</w:styles>
 </file>
--- a/test/fixtures/empty.docx
+++ b/test/fixtures/empty.docx
@@ -1,6 +1,6 @@
 
 <file path=word/document.xml><?xml version="1.0" encoding="utf-8"?>
-<w:document xmlns:w="http://schemas.openxmlformats.org/wordprocessingml/2006/main">
+<w:document xmlns:w="http://schemas.openxmlformats.org/wordprocessingml/2006/main" xmlns:r="http://schemas.openxmlformats.org/officeDocument/2006/relationships">
   <w:body>
     <w:p/>
   </w:body>
